--- a/preview/docxs/31-ux-designer.docx
+++ b/preview/docxs/31-ux-designer.docx
@@ -987,7 +987,7 @@
               </w:rPr>
               <w:t xml:space="preserve">Demo: </w:t>
             </w:r>
-            <w:hyperlink w:history="1" r:id="rIdeyknt_u51ckftl7cyq8sn">
+            <w:hyperlink w:history="1" r:id="rIdbq_xlat2blm2oecizo6bw">
               <w:r>
                 <w:rPr>
                   <w:color w:val="0891b2"/>
@@ -1015,7 +1015,7 @@
               </w:rPr>
               <w:t xml:space="preserve">Code: </w:t>
             </w:r>
-            <w:hyperlink w:history="1" r:id="rIdxuumuvmhbmbg08f4c-r-8">
+            <w:hyperlink w:history="1" r:id="rIdo9fb6t05qzf4de2pm_ywu">
               <w:r>
                 <w:rPr>
                   <w:color w:val="0891b2"/>
@@ -1105,7 +1105,7 @@
               </w:rPr>
               <w:t xml:space="preserve">Demo: </w:t>
             </w:r>
-            <w:hyperlink w:history="1" r:id="rIduxhrf1ft4kyf9k7yzorxl">
+            <w:hyperlink w:history="1" r:id="rIdrwbzezh7gh1r6b2bdvzl5">
               <w:r>
                 <w:rPr>
                   <w:color w:val="0891b2"/>
@@ -1435,7 +1435,7 @@
               </w:rPr>
               <w:t xml:space="preserve">Portfolio: </w:t>
             </w:r>
-            <w:hyperlink w:history="1" r:id="rId1ehrhbk5af_jnrbhmoqvi">
+            <w:hyperlink w:history="1" r:id="rIdkdojn0hkx87xkuwwl14vy">
               <w:r>
                 <w:rPr>
                   <w:color w:val="0891b2"/>
